--- a/Cheryl_Sale_Resume.docx
+++ b/Cheryl_Sale_Resume.docx
@@ -346,7 +346,7 @@
           <w:sz w:val="20"/>
           <w:szCs w:val="20"/>
         </w:rPr>
-        <w:t xml:space="preserve">Cleaned, transformed, and explored large datasets using Python (pandas, NumPy) to prepare data for statistical modeling.</w:t>
+        <w:t xml:space="preserve">Cleaned, transformed, and explored large datasets in R, including log transformations, assumption diagnostics, and HC3 robust standard error correction for heteroscedasticity.</w:t>
       </w:r>
     </w:p>
     <w:p>
@@ -365,7 +365,7 @@
           <w:sz w:val="20"/>
           <w:szCs w:val="20"/>
         </w:rPr>
-        <w:t xml:space="preserve">Produced data visualizations to communicate findings clearly to both technical and non-technical audiences.</w:t>
+        <w:t xml:space="preserve">Produced data visualizations using R to communicate findings clearly to both technical and non-technical audiences.</w:t>
       </w:r>
     </w:p>
     <w:p>

--- a/Cheryl_Sale_Resume.docx
+++ b/Cheryl_Sale_Resume.docx
@@ -366,6 +366,117 @@
           <w:szCs w:val="20"/>
         </w:rPr>
         <w:t xml:space="preserve">Produced data visualizations using R to communicate findings clearly to both technical and non-technical audiences.</w:t>
+      </w:r>
+    </w:p>
+    <w:p>
+      <w:pPr>
+        <w:spacing w:after="40" w:before="160"/>
+      </w:pPr>
+      <w:r>
+        <w:rPr>
+          <w:rFonts w:ascii="Arial" w:cs="Arial" w:eastAsia="Arial" w:hAnsi="Arial"/>
+          <w:b/>
+          <w:bCs/>
+          <w:color w:val="000000"/>
+          <w:sz w:val="21"/>
+          <w:szCs w:val="21"/>
+        </w:rPr>
+        <w:t xml:space="preserve">Mental Health in America: The Pandemic's Lasting Shadow</w:t>
+      </w:r>
+      <w:r>
+        <w:rPr>
+          <w:rFonts w:ascii="Arial" w:cs="Arial" w:eastAsia="Arial" w:hAnsi="Arial"/>
+          <w:color w:val="595959"/>
+          <w:sz w:val="20"/>
+          <w:szCs w:val="20"/>
+        </w:rPr>
+        <w:t xml:space="preserve">  |  </w:t>
+      </w:r>
+      <w:r>
+        <w:rPr>
+          <w:rFonts w:ascii="Arial" w:cs="Arial" w:eastAsia="Arial" w:hAnsi="Arial"/>
+          <w:i/>
+          <w:iCs/>
+          <w:color w:val="595959"/>
+          <w:sz w:val="20"/>
+          <w:szCs w:val="20"/>
+        </w:rPr>
+        <w:t xml:space="preserve">Independent Project</w:t>
+      </w:r>
+      <w:r>
+        <w:rPr>
+          <w:rFonts w:ascii="Arial" w:cs="Arial" w:eastAsia="Arial" w:hAnsi="Arial"/>
+          <w:color w:val="595959"/>
+          <w:sz w:val="20"/>
+          <w:szCs w:val="20"/>
+        </w:rPr>
+        <w:t xml:space="preserve">  |  </w:t>
+      </w:r>
+      <w:r>
+        <w:rPr>
+          <w:rFonts w:ascii="Arial" w:cs="Arial" w:eastAsia="Arial" w:hAnsi="Arial"/>
+          <w:color w:val="595959"/>
+          <w:sz w:val="20"/>
+          <w:szCs w:val="20"/>
+        </w:rPr>
+        <w:t xml:space="preserve">2026</w:t>
+      </w:r>
+    </w:p>
+    <w:p>
+      <w:pPr>
+        <w:pStyle w:val="ListParagraph"/>
+        <w:numPr>
+          <w:ilvl w:val="0"/>
+          <w:numId w:val="2"/>
+        </w:numPr>
+        <w:spacing w:after="40" w:before="40"/>
+      </w:pPr>
+      <w:r>
+        <w:rPr>
+          <w:rFonts w:ascii="Arial" w:cs="Arial" w:eastAsia="Arial" w:hAnsi="Arial"/>
+          <w:color w:val="000000"/>
+          <w:sz w:val="20"/>
+          <w:szCs w:val="20"/>
+        </w:rPr>
+        <w:t xml:space="preserve">Built a five-chart data storytelling project using CDC Household Pulse Survey data covering 72 survey waves and 16,794 observations from April 2020 through September 2024.</w:t>
+      </w:r>
+    </w:p>
+    <w:p>
+      <w:pPr>
+        <w:pStyle w:val="ListParagraph"/>
+        <w:numPr>
+          <w:ilvl w:val="0"/>
+          <w:numId w:val="2"/>
+        </w:numPr>
+        <w:spacing w:after="40" w:before="40"/>
+      </w:pPr>
+      <w:r>
+        <w:rPr>
+          <w:rFonts w:ascii="Arial" w:cs="Arial" w:eastAsia="Arial" w:hAnsi="Arial"/>
+          <w:color w:val="000000"/>
+          <w:sz w:val="20"/>
+          <w:szCs w:val="20"/>
+        </w:rPr>
+        <w:t xml:space="preserve">Designed and produced national trend, age, sex, race/ethnicity, and choropleth map visualizations using R and ggplot2, with confidence interval ribbons and pre-pandemic baseline annotations.</w:t>
+      </w:r>
+    </w:p>
+    <w:p>
+      <w:pPr>
+        <w:pStyle w:val="ListParagraph"/>
+        <w:numPr>
+          <w:ilvl w:val="0"/>
+          <w:numId w:val="2"/>
+        </w:numPr>
+        <w:spacing w:after="40" w:before="40"/>
+      </w:pPr>
+      <w:r>
+        <w:rPr>
+          <w:rFonts w:ascii="Arial" w:cs="Arial" w:eastAsia="Arial" w:hAnsi="Arial"/>
+          <w:color w:val="000000"/>
+          <w:sz w:val="20"/>
+          <w:szCs w:val="20"/>
+        </w:rPr>
+        <w:t xml:space="preserve">Authored a full narrative analysis examining persistent mental health disparities across demographic groups and U.S. states.</w:t>
       </w:r>
     </w:p>
     <w:p>
